--- a/eng/docx/020.content.docx
+++ b/eng/docx/020.content.docx
@@ -19,7 +19,7 @@
         <w:rPr>
           <w:lang w:val="en_US" w:bidi="en_US"/>
         </w:rPr>
-        <w:t>Resource: Tyndale Open Study Notes</w:t>
+        <w:t>Resource: Aquifer Open Study Notes (Profiles)</w:t>
       </w:r>
       <w:r>
         <w:rPr>
@@ -112,7 +112,7 @@
         <w:rPr>
           <w:lang w:val="en_US" w:bidi="en_US"/>
         </w:rPr>
-        <w:t>Tyndale Open Study Notes</w:t>
+        <w:t>Aquifer Open Study Notes (Profiles)</w:t>
       </w:r>
     </w:p>
     <w:p>

--- a/eng/docx/020.content.docx
+++ b/eng/docx/020.content.docx
@@ -233,144 +233,96 @@
         </w:rPr>
         <w:t>Zadok was a key figure in the history of Israel's priesthood. He first appears in the story of 2 Samuel (</w:t>
       </w:r>
-      <w:hyperlink r:id="rId13">
-        <w:r>
-          <w:rPr>
-            <w:lang w:val="en_US" w:bidi="en_US"/>
-          </w:rPr>
-          <w:rPr>
-            <w:color w:val="0000EE"/>
-            <w:u w:val="single"/>
-          </w:rPr>
-          <w:t>2 Samuel 8:17</w:t>
-        </w:r>
-      </w:hyperlink>
+      <w:r>
+        <w:rPr>
+          <w:lang w:val="en_US" w:bidi="en_US"/>
+        </w:rPr>
+        <w:t>2 Samuel 8:17</w:t>
+      </w:r>
       <w:r>
         <w:rPr>
           <w:lang w:val="en_US" w:bidi="en_US"/>
         </w:rPr>
         <w:t>). Some scholars think he might not have been born into a priestly family. However, the Bible states he was a descendant of Aaron (</w:t>
       </w:r>
-      <w:hyperlink r:id="rId14">
-        <w:r>
-          <w:rPr>
-            <w:lang w:val="en_US" w:bidi="en_US"/>
-          </w:rPr>
-          <w:rPr>
-            <w:color w:val="0000EE"/>
-            <w:u w:val="single"/>
-          </w:rPr>
-          <w:t>1 Chronicles 6:1–15</w:t>
-        </w:r>
-      </w:hyperlink>
+      <w:r>
+        <w:rPr>
+          <w:lang w:val="en_US" w:bidi="en_US"/>
+        </w:rPr>
+        <w:t>1 Chronicles 6:1–15</w:t>
+      </w:r>
       <w:r>
         <w:rPr>
           <w:lang w:val="en_US" w:bidi="en_US"/>
         </w:rPr>
         <w:t xml:space="preserve">, </w:t>
       </w:r>
-      <w:hyperlink r:id="rId15">
-        <w:r>
-          <w:rPr>
-            <w:lang w:val="en_US" w:bidi="en_US"/>
-          </w:rPr>
-          <w:rPr>
-            <w:color w:val="0000EE"/>
-            <w:u w:val="single"/>
-          </w:rPr>
-          <w:t>50–53</w:t>
-        </w:r>
-      </w:hyperlink>
+      <w:r>
+        <w:rPr>
+          <w:lang w:val="en_US" w:bidi="en_US"/>
+        </w:rPr>
+        <w:t>50–53</w:t>
+      </w:r>
       <w:r>
         <w:rPr>
           <w:lang w:val="en_US" w:bidi="en_US"/>
         </w:rPr>
         <w:t>). Zadok's family line traces back to Eleazar, Aaron's son (</w:t>
       </w:r>
-      <w:hyperlink r:id="rId16">
-        <w:r>
-          <w:rPr>
-            <w:lang w:val="en_US" w:bidi="en_US"/>
-          </w:rPr>
-          <w:rPr>
-            <w:color w:val="0000EE"/>
-            <w:u w:val="single"/>
-          </w:rPr>
-          <w:t>1 Chronicles 6:4–8</w:t>
-        </w:r>
-      </w:hyperlink>
+      <w:r>
+        <w:rPr>
+          <w:lang w:val="en_US" w:bidi="en_US"/>
+        </w:rPr>
+        <w:t>1 Chronicles 6:4–8</w:t>
+      </w:r>
       <w:r>
         <w:rPr>
           <w:lang w:val="en_US" w:bidi="en_US"/>
         </w:rPr>
         <w:t xml:space="preserve">; </w:t>
       </w:r>
-      <w:hyperlink r:id="rId17">
-        <w:r>
-          <w:rPr>
-            <w:lang w:val="en_US" w:bidi="en_US"/>
-          </w:rPr>
-          <w:rPr>
-            <w:color w:val="0000EE"/>
-            <w:u w:val="single"/>
-          </w:rPr>
-          <w:t>24:3</w:t>
-        </w:r>
-      </w:hyperlink>
+      <w:r>
+        <w:rPr>
+          <w:lang w:val="en_US" w:bidi="en_US"/>
+        </w:rPr>
+        <w:t>24:3</w:t>
+      </w:r>
       <w:r>
         <w:rPr>
           <w:lang w:val="en_US" w:bidi="en_US"/>
         </w:rPr>
         <w:t xml:space="preserve">; </w:t>
       </w:r>
-      <w:hyperlink r:id="rId18">
-        <w:r>
-          <w:rPr>
-            <w:lang w:val="en_US" w:bidi="en_US"/>
-          </w:rPr>
-          <w:rPr>
-            <w:color w:val="0000EE"/>
-            <w:u w:val="single"/>
-          </w:rPr>
-          <w:t>Ezra 7:2–5</w:t>
-        </w:r>
-      </w:hyperlink>
+      <w:r>
+        <w:rPr>
+          <w:lang w:val="en_US" w:bidi="en_US"/>
+        </w:rPr>
+        <w:t>Ezra 7:2–5</w:t>
+      </w:r>
       <w:r>
         <w:rPr>
           <w:lang w:val="en_US" w:bidi="en_US"/>
         </w:rPr>
         <w:t>). Zadok served with Abiathar, a descendant of Eli. Both were priests of Israel under King David (</w:t>
       </w:r>
-      <w:hyperlink r:id="rId13">
-        <w:r>
-          <w:rPr>
-            <w:lang w:val="en_US" w:bidi="en_US"/>
-          </w:rPr>
-          <w:rPr>
-            <w:color w:val="0000EE"/>
-            <w:u w:val="single"/>
-          </w:rPr>
-          <w:t>2 Samuel 8:17</w:t>
-        </w:r>
-      </w:hyperlink>
+      <w:r>
+        <w:rPr>
+          <w:lang w:val="en_US" w:bidi="en_US"/>
+        </w:rPr>
+        <w:t>2 Samuel 8:17</w:t>
+      </w:r>
       <w:r>
         <w:rPr>
           <w:lang w:val="en_US" w:bidi="en_US"/>
         </w:rPr>
         <w:t xml:space="preserve">; </w:t>
       </w:r>
-      <w:hyperlink r:id="rId19">
-        <w:r>
-          <w:rPr>
-            <w:lang w:val="en_US" w:bidi="en_US"/>
-          </w:rPr>
-          <w:rPr>
-            <w:color w:val="0000EE"/>
-            <w:u w:val="single"/>
-          </w:rPr>
-          <w:t>20:25</w:t>
-        </w:r>
-      </w:hyperlink>
+      <w:r>
+        <w:rPr>
+          <w:lang w:val="en_US" w:bidi="en_US"/>
+        </w:rPr>
+        <w:t>20:25</w:t>
+      </w:r>
       <w:r>
         <w:rPr>
           <w:lang w:val="en_US" w:bidi="en_US"/>
@@ -391,18 +343,12 @@
         </w:rPr>
         <w:t>When Absalom rebelled against King David, both Zadok and Abiathar proved their loyalty by bringing the Ark to him, ready to join him in exile (</w:t>
       </w:r>
-      <w:hyperlink r:id="rId20">
-        <w:r>
-          <w:rPr>
-            <w:lang w:val="en_US" w:bidi="en_US"/>
-          </w:rPr>
-          <w:rPr>
-            <w:color w:val="0000EE"/>
-            <w:u w:val="single"/>
-          </w:rPr>
-          <w:t>2 Samuel 15:24–29</w:t>
-        </w:r>
-      </w:hyperlink>
+      <w:r>
+        <w:rPr>
+          <w:lang w:val="en_US" w:bidi="en_US"/>
+        </w:rPr>
+        <w:t>2 Samuel 15:24–29</w:t>
+      </w:r>
       <w:r>
         <w:rPr>
           <w:lang w:val="en_US" w:bidi="en_US"/>
@@ -423,54 +369,36 @@
         </w:rPr>
         <w:t>Later, David's son Adonijah tried to take David's throne with Joab and Abiathar's help. Zadok wisely chose not to support him (</w:t>
       </w:r>
-      <w:hyperlink r:id="rId21">
-        <w:r>
-          <w:rPr>
-            <w:lang w:val="en_US" w:bidi="en_US"/>
-          </w:rPr>
-          <w:rPr>
-            <w:color w:val="0000EE"/>
-            <w:u w:val="single"/>
-          </w:rPr>
-          <w:t>1 Kings 1:5–10</w:t>
-        </w:r>
-      </w:hyperlink>
+      <w:r>
+        <w:rPr>
+          <w:lang w:val="en_US" w:bidi="en_US"/>
+        </w:rPr>
+        <w:t>1 Kings 1:5–10</w:t>
+      </w:r>
       <w:r>
         <w:rPr>
           <w:lang w:val="en_US" w:bidi="en_US"/>
         </w:rPr>
         <w:t>). Abiathar was banished (</w:t>
       </w:r>
-      <w:hyperlink r:id="rId22">
-        <w:r>
-          <w:rPr>
-            <w:lang w:val="en_US" w:bidi="en_US"/>
-          </w:rPr>
-          <w:rPr>
-            <w:color w:val="0000EE"/>
-            <w:u w:val="single"/>
-          </w:rPr>
-          <w:t>1 Kings 2:26–27</w:t>
-        </w:r>
-      </w:hyperlink>
+      <w:r>
+        <w:rPr>
+          <w:lang w:val="en_US" w:bidi="en_US"/>
+        </w:rPr>
+        <w:t>1 Kings 2:26–27</w:t>
+      </w:r>
       <w:r>
         <w:rPr>
           <w:lang w:val="en_US" w:bidi="en_US"/>
         </w:rPr>
         <w:t>), fulfilling the prophecy that Eli's family would lose the priesthood (</w:t>
       </w:r>
-      <w:hyperlink r:id="rId23">
-        <w:r>
-          <w:rPr>
-            <w:lang w:val="en_US" w:bidi="en_US"/>
-          </w:rPr>
-          <w:rPr>
-            <w:color w:val="0000EE"/>
-            <w:u w:val="single"/>
-          </w:rPr>
-          <w:t>1 Samuel 2:27–36</w:t>
-        </w:r>
-      </w:hyperlink>
+      <w:r>
+        <w:rPr>
+          <w:lang w:val="en_US" w:bidi="en_US"/>
+        </w:rPr>
+        <w:t>1 Samuel 2:27–36</w:t>
+      </w:r>
       <w:r>
         <w:rPr>
           <w:lang w:val="en_US" w:bidi="en_US"/>
@@ -489,18 +417,12 @@
         </w:rPr>
         <w:t>" (</w:t>
       </w:r>
-      <w:hyperlink r:id="rId24">
-        <w:r>
-          <w:rPr>
-            <w:lang w:val="en_US" w:bidi="en_US"/>
-          </w:rPr>
-          <w:rPr>
-            <w:color w:val="0000EE"/>
-            <w:u w:val="single"/>
-          </w:rPr>
-          <w:t>1 Samuel 2:35</w:t>
-        </w:r>
-      </w:hyperlink>
+      <w:r>
+        <w:rPr>
+          <w:lang w:val="en_US" w:bidi="en_US"/>
+        </w:rPr>
+        <w:t>1 Samuel 2:35</w:t>
+      </w:r>
       <w:r>
         <w:rPr>
           <w:lang w:val="en_US" w:bidi="en_US"/>
@@ -521,144 +443,96 @@
         </w:rPr>
         <w:t>Zadok fulfilled the prophecy and became the only high priest under Solomon (</w:t>
       </w:r>
-      <w:hyperlink r:id="rId25">
-        <w:r>
-          <w:rPr>
-            <w:lang w:val="en_US" w:bidi="en_US"/>
-          </w:rPr>
-          <w:rPr>
-            <w:color w:val="0000EE"/>
-            <w:u w:val="single"/>
-          </w:rPr>
-          <w:t>1 Kings 2:35</w:t>
-        </w:r>
-      </w:hyperlink>
+      <w:r>
+        <w:rPr>
+          <w:lang w:val="en_US" w:bidi="en_US"/>
+        </w:rPr>
+        <w:t>1 Kings 2:35</w:t>
+      </w:r>
       <w:r>
         <w:rPr>
           <w:lang w:val="en_US" w:bidi="en_US"/>
         </w:rPr>
         <w:t>). Zadok’s descendants served as Israel’s priests during the monarchy and beyond. Azariah, the chief priest during Hezekiah’s reign, was from Zadok’s line (</w:t>
       </w:r>
-      <w:hyperlink r:id="rId26">
-        <w:r>
-          <w:rPr>
-            <w:lang w:val="en_US" w:bidi="en_US"/>
-          </w:rPr>
-          <w:rPr>
-            <w:color w:val="0000EE"/>
-            <w:u w:val="single"/>
-          </w:rPr>
-          <w:t>2 Chronicles 31:10</w:t>
-        </w:r>
-      </w:hyperlink>
+      <w:r>
+        <w:rPr>
+          <w:lang w:val="en_US" w:bidi="en_US"/>
+        </w:rPr>
+        <w:t>2 Chronicles 31:10</w:t>
+      </w:r>
       <w:r>
         <w:rPr>
           <w:lang w:val="en_US" w:bidi="en_US"/>
         </w:rPr>
         <w:t>). During the exile to Babylon, Ezekiel’s vision of the new temple mentions Zadok’s priestly line (</w:t>
       </w:r>
-      <w:hyperlink r:id="rId27">
-        <w:r>
-          <w:rPr>
-            <w:lang w:val="en_US" w:bidi="en_US"/>
-          </w:rPr>
-          <w:rPr>
-            <w:color w:val="0000EE"/>
-            <w:u w:val="single"/>
-          </w:rPr>
-          <w:t>Ezekiel 40:46</w:t>
-        </w:r>
-      </w:hyperlink>
+      <w:r>
+        <w:rPr>
+          <w:lang w:val="en_US" w:bidi="en_US"/>
+        </w:rPr>
+        <w:t>Ezekiel 40:46</w:t>
+      </w:r>
       <w:r>
         <w:rPr>
           <w:lang w:val="en_US" w:bidi="en_US"/>
         </w:rPr>
         <w:t xml:space="preserve">; </w:t>
       </w:r>
-      <w:hyperlink r:id="rId28">
-        <w:r>
-          <w:rPr>
-            <w:lang w:val="en_US" w:bidi="en_US"/>
-          </w:rPr>
-          <w:rPr>
-            <w:color w:val="0000EE"/>
-            <w:u w:val="single"/>
-          </w:rPr>
-          <w:t>43:19</w:t>
-        </w:r>
-      </w:hyperlink>
+      <w:r>
+        <w:rPr>
+          <w:lang w:val="en_US" w:bidi="en_US"/>
+        </w:rPr>
+        <w:t>43:19</w:t>
+      </w:r>
       <w:r>
         <w:rPr>
           <w:lang w:val="en_US" w:bidi="en_US"/>
         </w:rPr>
         <w:t xml:space="preserve">; </w:t>
       </w:r>
-      <w:hyperlink r:id="rId29">
-        <w:r>
-          <w:rPr>
-            <w:lang w:val="en_US" w:bidi="en_US"/>
-          </w:rPr>
-          <w:rPr>
-            <w:color w:val="0000EE"/>
-            <w:u w:val="single"/>
-          </w:rPr>
-          <w:t>44:15</w:t>
-        </w:r>
-      </w:hyperlink>
+      <w:r>
+        <w:rPr>
+          <w:lang w:val="en_US" w:bidi="en_US"/>
+        </w:rPr>
+        <w:t>44:15</w:t>
+      </w:r>
       <w:r>
         <w:rPr>
           <w:lang w:val="en_US" w:bidi="en_US"/>
         </w:rPr>
         <w:t xml:space="preserve">; </w:t>
       </w:r>
-      <w:hyperlink r:id="rId30">
-        <w:r>
-          <w:rPr>
-            <w:lang w:val="en_US" w:bidi="en_US"/>
-          </w:rPr>
-          <w:rPr>
-            <w:color w:val="0000EE"/>
-            <w:u w:val="single"/>
-          </w:rPr>
-          <w:t>48:11</w:t>
-        </w:r>
-      </w:hyperlink>
+      <w:r>
+        <w:rPr>
+          <w:lang w:val="en_US" w:bidi="en_US"/>
+        </w:rPr>
+        <w:t>48:11</w:t>
+      </w:r>
       <w:r>
         <w:rPr>
           <w:lang w:val="en_US" w:bidi="en_US"/>
         </w:rPr>
         <w:t>). In the early 100s BC, when the Jews were under Seleucid rule, the high priesthood became a political position and was taken from Zadok’s descendants. Because of Ezekiel’s prophecies, Jewish groups, like those who created the Dead Sea Scrolls, continued to hope for the return of Zadok’s line to the high priesthood. The New Testament states that Jesus Christ now holds the office of the high priest (</w:t>
       </w:r>
-      <w:hyperlink r:id="rId31">
-        <w:r>
-          <w:rPr>
-            <w:lang w:val="en_US" w:bidi="en_US"/>
-          </w:rPr>
-          <w:rPr>
-            <w:color w:val="0000EE"/>
-            <w:u w:val="single"/>
-          </w:rPr>
-          <w:t>Hebrews 9:11</w:t>
-        </w:r>
-      </w:hyperlink>
+      <w:r>
+        <w:rPr>
+          <w:lang w:val="en_US" w:bidi="en_US"/>
+        </w:rPr>
+        <w:t>Hebrews 9:11</w:t>
+      </w:r>
       <w:r>
         <w:rPr>
           <w:lang w:val="en_US" w:bidi="en_US"/>
         </w:rPr>
         <w:t xml:space="preserve">; </w:t>
       </w:r>
-      <w:hyperlink r:id="rId32">
-        <w:r>
-          <w:rPr>
-            <w:lang w:val="en_US" w:bidi="en_US"/>
-          </w:rPr>
-          <w:rPr>
-            <w:color w:val="0000EE"/>
-            <w:u w:val="single"/>
-          </w:rPr>
-          <w:t>10:12–25</w:t>
-        </w:r>
-      </w:hyperlink>
+      <w:r>
+        <w:rPr>
+          <w:lang w:val="en_US" w:bidi="en_US"/>
+        </w:rPr>
+        <w:t>10:12–25</w:t>
+      </w:r>
       <w:r>
         <w:rPr>
           <w:lang w:val="en_US" w:bidi="en_US"/>
@@ -688,198 +562,132 @@
           <w:lang w:val="en_US" w:bidi="en_US"/>
         </w:rPr>
       </w:r>
-      <w:hyperlink r:id="rId13">
-        <w:r>
-          <w:rPr>
-            <w:lang w:val="en_US" w:bidi="en_US"/>
-          </w:rPr>
-          <w:rPr>
-            <w:color w:val="0000EE"/>
-            <w:u w:val="single"/>
-          </w:rPr>
-          <w:t>2 Samuel 8:17</w:t>
-        </w:r>
-      </w:hyperlink>
+      <w:r>
+        <w:rPr>
+          <w:lang w:val="en_US" w:bidi="en_US"/>
+        </w:rPr>
+        <w:t>2 Samuel 8:17</w:t>
+      </w:r>
       <w:r>
         <w:rPr>
           <w:lang w:val="en_US" w:bidi="en_US"/>
         </w:rPr>
         <w:t xml:space="preserve">; </w:t>
       </w:r>
-      <w:hyperlink r:id="rId33">
-        <w:r>
-          <w:rPr>
-            <w:lang w:val="en_US" w:bidi="en_US"/>
-          </w:rPr>
-          <w:rPr>
-            <w:color w:val="0000EE"/>
-            <w:u w:val="single"/>
-          </w:rPr>
-          <w:t>15:23–37</w:t>
-        </w:r>
-      </w:hyperlink>
+      <w:r>
+        <w:rPr>
+          <w:lang w:val="en_US" w:bidi="en_US"/>
+        </w:rPr>
+        <w:t>15:23–37</w:t>
+      </w:r>
       <w:r>
         <w:rPr>
           <w:lang w:val="en_US" w:bidi="en_US"/>
         </w:rPr>
         <w:t xml:space="preserve">; </w:t>
       </w:r>
-      <w:hyperlink r:id="rId34">
-        <w:r>
-          <w:rPr>
-            <w:lang w:val="en_US" w:bidi="en_US"/>
-          </w:rPr>
-          <w:rPr>
-            <w:color w:val="0000EE"/>
-            <w:u w:val="single"/>
-          </w:rPr>
-          <w:t>1 Kings 1:5–53</w:t>
-        </w:r>
-      </w:hyperlink>
+      <w:r>
+        <w:rPr>
+          <w:lang w:val="en_US" w:bidi="en_US"/>
+        </w:rPr>
+        <w:t>1 Kings 1:5–53</w:t>
+      </w:r>
       <w:r>
         <w:rPr>
           <w:lang w:val="en_US" w:bidi="en_US"/>
         </w:rPr>
         <w:t xml:space="preserve">; </w:t>
       </w:r>
-      <w:hyperlink r:id="rId25">
-        <w:r>
-          <w:rPr>
-            <w:lang w:val="en_US" w:bidi="en_US"/>
-          </w:rPr>
-          <w:rPr>
-            <w:color w:val="0000EE"/>
-            <w:u w:val="single"/>
-          </w:rPr>
-          <w:t>2:35</w:t>
-        </w:r>
-      </w:hyperlink>
+      <w:r>
+        <w:rPr>
+          <w:lang w:val="en_US" w:bidi="en_US"/>
+        </w:rPr>
+        <w:t>2:35</w:t>
+      </w:r>
       <w:r>
         <w:rPr>
           <w:lang w:val="en_US" w:bidi="en_US"/>
         </w:rPr>
         <w:t xml:space="preserve">; </w:t>
       </w:r>
-      <w:hyperlink r:id="rId14">
-        <w:r>
-          <w:rPr>
-            <w:lang w:val="en_US" w:bidi="en_US"/>
-          </w:rPr>
-          <w:rPr>
-            <w:color w:val="0000EE"/>
-            <w:u w:val="single"/>
-          </w:rPr>
-          <w:t>1 Chronicles 6:1–15</w:t>
-        </w:r>
-      </w:hyperlink>
+      <w:r>
+        <w:rPr>
+          <w:lang w:val="en_US" w:bidi="en_US"/>
+        </w:rPr>
+        <w:t>1 Chronicles 6:1–15</w:t>
+      </w:r>
       <w:r>
         <w:rPr>
           <w:lang w:val="en_US" w:bidi="en_US"/>
         </w:rPr>
         <w:t xml:space="preserve">, </w:t>
       </w:r>
-      <w:hyperlink r:id="rId15">
-        <w:r>
-          <w:rPr>
-            <w:lang w:val="en_US" w:bidi="en_US"/>
-          </w:rPr>
-          <w:rPr>
-            <w:color w:val="0000EE"/>
-            <w:u w:val="single"/>
-          </w:rPr>
-          <w:t>50–53</w:t>
-        </w:r>
-      </w:hyperlink>
+      <w:r>
+        <w:rPr>
+          <w:lang w:val="en_US" w:bidi="en_US"/>
+        </w:rPr>
+        <w:t>50–53</w:t>
+      </w:r>
       <w:r>
         <w:rPr>
           <w:lang w:val="en_US" w:bidi="en_US"/>
         </w:rPr>
         <w:t xml:space="preserve">; </w:t>
       </w:r>
-      <w:hyperlink r:id="rId35">
-        <w:r>
-          <w:rPr>
-            <w:lang w:val="en_US" w:bidi="en_US"/>
-          </w:rPr>
-          <w:rPr>
-            <w:color w:val="0000EE"/>
-            <w:u w:val="single"/>
-          </w:rPr>
-          <w:t>Ezra 7:2</w:t>
-        </w:r>
-      </w:hyperlink>
+      <w:r>
+        <w:rPr>
+          <w:lang w:val="en_US" w:bidi="en_US"/>
+        </w:rPr>
+        <w:t>Ezra 7:2</w:t>
+      </w:r>
       <w:r>
         <w:rPr>
           <w:lang w:val="en_US" w:bidi="en_US"/>
         </w:rPr>
         <w:t xml:space="preserve">; </w:t>
       </w:r>
-      <w:hyperlink r:id="rId27">
-        <w:r>
-          <w:rPr>
-            <w:lang w:val="en_US" w:bidi="en_US"/>
-          </w:rPr>
-          <w:rPr>
-            <w:color w:val="0000EE"/>
-            <w:u w:val="single"/>
-          </w:rPr>
-          <w:t>Ezekiel 40:46</w:t>
-        </w:r>
-      </w:hyperlink>
+      <w:r>
+        <w:rPr>
+          <w:lang w:val="en_US" w:bidi="en_US"/>
+        </w:rPr>
+        <w:t>Ezekiel 40:46</w:t>
+      </w:r>
       <w:r>
         <w:rPr>
           <w:lang w:val="en_US" w:bidi="en_US"/>
         </w:rPr>
         <w:t xml:space="preserve">; </w:t>
       </w:r>
-      <w:hyperlink r:id="rId28">
-        <w:r>
-          <w:rPr>
-            <w:lang w:val="en_US" w:bidi="en_US"/>
-          </w:rPr>
-          <w:rPr>
-            <w:color w:val="0000EE"/>
-            <w:u w:val="single"/>
-          </w:rPr>
-          <w:t>43:19</w:t>
-        </w:r>
-      </w:hyperlink>
+      <w:r>
+        <w:rPr>
+          <w:lang w:val="en_US" w:bidi="en_US"/>
+        </w:rPr>
+        <w:t>43:19</w:t>
+      </w:r>
       <w:r>
         <w:rPr>
           <w:lang w:val="en_US" w:bidi="en_US"/>
         </w:rPr>
         <w:t xml:space="preserve">; </w:t>
       </w:r>
-      <w:hyperlink r:id="rId29">
-        <w:r>
-          <w:rPr>
-            <w:lang w:val="en_US" w:bidi="en_US"/>
-          </w:rPr>
-          <w:rPr>
-            <w:color w:val="0000EE"/>
-            <w:u w:val="single"/>
-          </w:rPr>
-          <w:t>44:15</w:t>
-        </w:r>
-      </w:hyperlink>
+      <w:r>
+        <w:rPr>
+          <w:lang w:val="en_US" w:bidi="en_US"/>
+        </w:rPr>
+        <w:t>44:15</w:t>
+      </w:r>
       <w:r>
         <w:rPr>
           <w:lang w:val="en_US" w:bidi="en_US"/>
         </w:rPr>
         <w:t xml:space="preserve">; </w:t>
       </w:r>
-      <w:hyperlink r:id="rId30">
-        <w:r>
-          <w:rPr>
-            <w:lang w:val="en_US" w:bidi="en_US"/>
-          </w:rPr>
-          <w:rPr>
-            <w:color w:val="0000EE"/>
-            <w:u w:val="single"/>
-          </w:rPr>
-          <w:t>48:11</w:t>
-        </w:r>
-      </w:hyperlink>
+      <w:r>
+        <w:rPr>
+          <w:lang w:val="en_US" w:bidi="en_US"/>
+        </w:rPr>
+        <w:t>48:11</w:t>
+      </w:r>
       <w:r>
         <w:rPr>
           <w:lang w:val="en_US" w:bidi="en_US"/>
@@ -956,72 +764,48 @@
         </w:rPr>
         <w:t>Many people expected great things from Zerubbabel because he was from King David's family (</w:t>
       </w:r>
-      <w:hyperlink r:id="rId36">
-        <w:r>
-          <w:rPr>
-            <w:lang w:val="en_US" w:bidi="en_US"/>
-          </w:rPr>
-          <w:rPr>
-            <w:color w:val="0000EE"/>
-            <w:u w:val="single"/>
-          </w:rPr>
-          <w:t>1 Chronicles 3:1–19</w:t>
-        </w:r>
-      </w:hyperlink>
+      <w:r>
+        <w:rPr>
+          <w:lang w:val="en_US" w:bidi="en_US"/>
+        </w:rPr>
+        <w:t>1 Chronicles 3:1–19</w:t>
+      </w:r>
       <w:r>
         <w:rPr>
           <w:lang w:val="en_US" w:bidi="en_US"/>
         </w:rPr>
         <w:t>). Zechariah and Haggai describe Zerubbabel in messianic terms as the one chosen by God to restore Israel (</w:t>
       </w:r>
-      <w:hyperlink r:id="rId37">
-        <w:r>
-          <w:rPr>
-            <w:lang w:val="en_US" w:bidi="en_US"/>
-          </w:rPr>
-          <w:rPr>
-            <w:color w:val="0000EE"/>
-            <w:u w:val="single"/>
-          </w:rPr>
-          <w:t>Haggai 2:21–23</w:t>
-        </w:r>
-      </w:hyperlink>
+      <w:r>
+        <w:rPr>
+          <w:lang w:val="en_US" w:bidi="en_US"/>
+        </w:rPr>
+        <w:t>Haggai 2:21–23</w:t>
+      </w:r>
       <w:r>
         <w:rPr>
           <w:lang w:val="en_US" w:bidi="en_US"/>
         </w:rPr>
         <w:t xml:space="preserve">; </w:t>
       </w:r>
-      <w:hyperlink r:id="rId38">
-        <w:r>
-          <w:rPr>
-            <w:lang w:val="en_US" w:bidi="en_US"/>
-          </w:rPr>
-          <w:rPr>
-            <w:color w:val="0000EE"/>
-            <w:u w:val="single"/>
-          </w:rPr>
-          <w:t>Zechariah 4:6–7</w:t>
-        </w:r>
-      </w:hyperlink>
+      <w:r>
+        <w:rPr>
+          <w:lang w:val="en_US" w:bidi="en_US"/>
+        </w:rPr>
+        <w:t>Zechariah 4:6–7</w:t>
+      </w:r>
       <w:r>
         <w:rPr>
           <w:lang w:val="en_US" w:bidi="en_US"/>
         </w:rPr>
         <w:t>). However, Zerubbabel soon disappears from the biblical story without explanation. This early governor of Judea was not the Messiah. Instead, Jesus Christ, one of Zerubbabel’s descendants, would take on that glorious role (</w:t>
       </w:r>
-      <w:hyperlink r:id="rId39">
-        <w:r>
-          <w:rPr>
-            <w:lang w:val="en_US" w:bidi="en_US"/>
-          </w:rPr>
-          <w:rPr>
-            <w:color w:val="0000EE"/>
-            <w:u w:val="single"/>
-          </w:rPr>
-          <w:t>Matthew 1:12</w:t>
-        </w:r>
-      </w:hyperlink>
+      <w:r>
+        <w:rPr>
+          <w:lang w:val="en_US" w:bidi="en_US"/>
+        </w:rPr>
+        <w:t>Matthew 1:12</w:t>
+      </w:r>
       <w:r>
         <w:rPr>
           <w:lang w:val="en_US" w:bidi="en_US"/>
@@ -1051,90 +835,60 @@
           <w:lang w:val="en_US" w:bidi="en_US"/>
         </w:rPr>
       </w:r>
-      <w:hyperlink r:id="rId40">
-        <w:r>
-          <w:rPr>
-            <w:lang w:val="en_US" w:bidi="en_US"/>
-          </w:rPr>
-          <w:rPr>
-            <w:color w:val="0000EE"/>
-            <w:u w:val="single"/>
-          </w:rPr>
-          <w:t>Ezra 2:1–6:22</w:t>
-        </w:r>
-      </w:hyperlink>
+      <w:r>
+        <w:rPr>
+          <w:lang w:val="en_US" w:bidi="en_US"/>
+        </w:rPr>
+        <w:t>Ezra 2:1–6:22</w:t>
+      </w:r>
       <w:r>
         <w:rPr>
           <w:lang w:val="en_US" w:bidi="en_US"/>
         </w:rPr>
         <w:t xml:space="preserve">; </w:t>
       </w:r>
-      <w:hyperlink r:id="rId41">
-        <w:r>
-          <w:rPr>
-            <w:lang w:val="en_US" w:bidi="en_US"/>
-          </w:rPr>
-          <w:rPr>
-            <w:color w:val="0000EE"/>
-            <w:u w:val="single"/>
-          </w:rPr>
-          <w:t>Nehemiah 7:7</w:t>
-        </w:r>
-      </w:hyperlink>
+      <w:r>
+        <w:rPr>
+          <w:lang w:val="en_US" w:bidi="en_US"/>
+        </w:rPr>
+        <w:t>Nehemiah 7:7</w:t>
+      </w:r>
       <w:r>
         <w:rPr>
           <w:lang w:val="en_US" w:bidi="en_US"/>
         </w:rPr>
         <w:t xml:space="preserve">; </w:t>
       </w:r>
-      <w:hyperlink r:id="rId42">
-        <w:r>
-          <w:rPr>
-            <w:lang w:val="en_US" w:bidi="en_US"/>
-          </w:rPr>
-          <w:rPr>
-            <w:color w:val="0000EE"/>
-            <w:u w:val="single"/>
-          </w:rPr>
-          <w:t>Haggai 1:12–2:23</w:t>
-        </w:r>
-      </w:hyperlink>
+      <w:r>
+        <w:rPr>
+          <w:lang w:val="en_US" w:bidi="en_US"/>
+        </w:rPr>
+        <w:t>Haggai 1:12–2:23</w:t>
+      </w:r>
       <w:r>
         <w:rPr>
           <w:lang w:val="en_US" w:bidi="en_US"/>
         </w:rPr>
         <w:t xml:space="preserve">; </w:t>
       </w:r>
-      <w:hyperlink r:id="rId43">
-        <w:r>
-          <w:rPr>
-            <w:lang w:val="en_US" w:bidi="en_US"/>
-          </w:rPr>
-          <w:rPr>
-            <w:color w:val="0000EE"/>
-            <w:u w:val="single"/>
-          </w:rPr>
-          <w:t>Zechariah 4:1–14</w:t>
-        </w:r>
-      </w:hyperlink>
+      <w:r>
+        <w:rPr>
+          <w:lang w:val="en_US" w:bidi="en_US"/>
+        </w:rPr>
+        <w:t>Zechariah 4:1–14</w:t>
+      </w:r>
       <w:r>
         <w:rPr>
           <w:lang w:val="en_US" w:bidi="en_US"/>
         </w:rPr>
         <w:t xml:space="preserve">; </w:t>
       </w:r>
-      <w:hyperlink r:id="rId39">
-        <w:r>
-          <w:rPr>
-            <w:lang w:val="en_US" w:bidi="en_US"/>
-          </w:rPr>
-          <w:rPr>
-            <w:color w:val="0000EE"/>
-            <w:u w:val="single"/>
-          </w:rPr>
-          <w:t>Matthew 1:12</w:t>
-        </w:r>
-      </w:hyperlink>
+      <w:r>
+        <w:rPr>
+          <w:lang w:val="en_US" w:bidi="en_US"/>
+        </w:rPr>
+        <w:t>Matthew 1:12</w:t>
+      </w:r>
       <w:r>
         <w:rPr>
           <w:lang w:val="en_US" w:bidi="en_US"/>
